--- a/3rd year/software engineering/5/5ПР_ВласовАА_КЭ-342.docx
+++ b/3rd year/software engineering/5/5ПР_ВласовАА_КЭ-342.docx
@@ -5,18 +5,36 @@
     <w:p>
       <w:pPr>
         <w:ind w:firstLine="708"/>
-        <w:rPr>
-          <w:lang w:val="en-US"/>
-        </w:rPr>
-      </w:pPr>
-      <w:r>
-        <w:t>Была разработана диаграмма</w:t>
-      </w:r>
-      <w:r>
-        <w:t xml:space="preserve"> классов, которая </w:t>
-      </w:r>
-      <w:r>
-        <w:t xml:space="preserve">представляет архитектуру мессенджера. </w:t>
+      </w:pPr>
+      <w:r>
+        <w:t xml:space="preserve">Для </w:t>
+      </w:r>
+      <w:r>
+        <w:t>представл</w:t>
+      </w:r>
+      <w:r>
+        <w:t>ения</w:t>
+      </w:r>
+      <w:r>
+        <w:t xml:space="preserve"> архитектур</w:t>
+      </w:r>
+      <w:r>
+        <w:t>ы</w:t>
+      </w:r>
+      <w:r>
+        <w:t xml:space="preserve"> мессенджера</w:t>
+      </w:r>
+      <w:r>
+        <w:t xml:space="preserve"> б</w:t>
+      </w:r>
+      <w:r>
+        <w:t>ыла разработана диаграмма</w:t>
+      </w:r>
+      <w:r>
+        <w:t xml:space="preserve"> классов</w:t>
+      </w:r>
+      <w:r>
+        <w:t xml:space="preserve">. </w:t>
       </w:r>
       <w:r>
         <w:t>Она изображена на рисунке 1.</w:t>
@@ -33,9 +51,9 @@
           <w:lang w:val="en-US"/>
         </w:rPr>
         <w:drawing>
-          <wp:inline distT="0" distB="0" distL="0" distR="0" wp14:anchorId="64992819" wp14:editId="487EC1E8">
+          <wp:inline distT="0" distB="0" distL="0" distR="0" wp14:anchorId="64992819" wp14:editId="714891F1">
             <wp:extent cx="5940425" cy="4751070"/>
-            <wp:effectExtent l="0" t="0" r="3175" b="0"/>
+            <wp:effectExtent l="19050" t="19050" r="22225" b="11430"/>
             <wp:docPr id="2135577762" name="Рисунок 1"/>
             <wp:cNvGraphicFramePr>
               <a:graphicFrameLocks xmlns:a="http://schemas.openxmlformats.org/drawingml/2006/main" noChangeAspect="1"/>
@@ -61,6 +79,11 @@
                     <a:prstGeom prst="rect">
                       <a:avLst/>
                     </a:prstGeom>
+                    <a:ln>
+                      <a:solidFill>
+                        <a:schemeClr val="tx1"/>
+                      </a:solidFill>
+                    </a:ln>
                   </pic:spPr>
                 </pic:pic>
               </a:graphicData>
@@ -188,6 +211,7 @@
       <w:pPr>
         <w:ind w:firstLine="708"/>
       </w:pPr>
+      <w:bookmarkStart w:id="0" w:name="_Hlk199711473"/>
       <w:r>
         <w:t>Она строится на основе концепции RUP и включает три типа классов:</w:t>
       </w:r>
@@ -204,7 +228,23 @@
           <w:b/>
           <w:bCs/>
         </w:rPr>
-        <w:t>1. Boundary-классы:</w:t>
+        <w:t xml:space="preserve">1. </w:t>
+      </w:r>
+      <w:proofErr w:type="spellStart"/>
+      <w:r>
+        <w:rPr>
+          <w:b/>
+          <w:bCs/>
+        </w:rPr>
+        <w:t>Boundary</w:t>
+      </w:r>
+      <w:proofErr w:type="spellEnd"/>
+      <w:r>
+        <w:rPr>
+          <w:b/>
+          <w:bCs/>
+        </w:rPr>
+        <w:t>-классы:</w:t>
       </w:r>
     </w:p>
     <w:p>
@@ -214,8 +254,13 @@
           <w:numId w:val="1"/>
         </w:numPr>
       </w:pPr>
-      <w:r>
-        <w:t>LoginForm — реализует авторизацию и регистрацию.</w:t>
+      <w:proofErr w:type="spellStart"/>
+      <w:r>
+        <w:t>LoginForm</w:t>
+      </w:r>
+      <w:proofErr w:type="spellEnd"/>
+      <w:r>
+        <w:t xml:space="preserve"> — реализует авторизацию и регистрацию.</w:t>
       </w:r>
     </w:p>
     <w:p>
@@ -225,8 +270,13 @@
           <w:numId w:val="1"/>
         </w:numPr>
       </w:pPr>
-      <w:r>
-        <w:t>ChatWindow — отображение сообщений, отправка и создание групп.</w:t>
+      <w:proofErr w:type="spellStart"/>
+      <w:r>
+        <w:t>ChatWindow</w:t>
+      </w:r>
+      <w:proofErr w:type="spellEnd"/>
+      <w:r>
+        <w:t xml:space="preserve"> — отображение сообщений, отправка и создание групп.</w:t>
       </w:r>
     </w:p>
     <w:p>
@@ -236,8 +286,13 @@
           <w:numId w:val="1"/>
         </w:numPr>
       </w:pPr>
-      <w:r>
-        <w:t>ContactListView — отображение списка друзей, добавление/удаление друзей.</w:t>
+      <w:proofErr w:type="spellStart"/>
+      <w:r>
+        <w:t>ContactListView</w:t>
+      </w:r>
+      <w:proofErr w:type="spellEnd"/>
+      <w:r>
+        <w:t xml:space="preserve"> — отображение списка друзей, добавление/удаление друзей.</w:t>
       </w:r>
     </w:p>
     <w:p>
@@ -247,8 +302,13 @@
           <w:numId w:val="1"/>
         </w:numPr>
       </w:pPr>
-      <w:r>
-        <w:t>NotificationView — отображение уведомлений о днях рождения.</w:t>
+      <w:proofErr w:type="spellStart"/>
+      <w:r>
+        <w:t>NotificationView</w:t>
+      </w:r>
+      <w:proofErr w:type="spellEnd"/>
+      <w:r>
+        <w:t xml:space="preserve"> — отображение уведомлений о днях рождения.</w:t>
       </w:r>
     </w:p>
     <w:p>
@@ -274,8 +334,13 @@
           <w:numId w:val="2"/>
         </w:numPr>
       </w:pPr>
-      <w:r>
-        <w:t>AuthenticationController — обработка входа, регистрации и выхода.</w:t>
+      <w:proofErr w:type="spellStart"/>
+      <w:r>
+        <w:t>AuthenticationController</w:t>
+      </w:r>
+      <w:proofErr w:type="spellEnd"/>
+      <w:r>
+        <w:t xml:space="preserve"> — обработка входа, регистрации и выхода.</w:t>
       </w:r>
     </w:p>
     <w:p>
@@ -285,8 +350,13 @@
           <w:numId w:val="2"/>
         </w:numPr>
       </w:pPr>
-      <w:r>
-        <w:t>MessageController — логика отправки и получения сообщений.</w:t>
+      <w:proofErr w:type="spellStart"/>
+      <w:r>
+        <w:t>MessageController</w:t>
+      </w:r>
+      <w:proofErr w:type="spellEnd"/>
+      <w:r>
+        <w:t xml:space="preserve"> — логика отправки и получения сообщений.</w:t>
       </w:r>
     </w:p>
     <w:p>
@@ -296,8 +366,13 @@
           <w:numId w:val="2"/>
         </w:numPr>
       </w:pPr>
-      <w:r>
-        <w:t>GroupController — создание/удаление групп.</w:t>
+      <w:proofErr w:type="spellStart"/>
+      <w:r>
+        <w:t>GroupController</w:t>
+      </w:r>
+      <w:proofErr w:type="spellEnd"/>
+      <w:r>
+        <w:t xml:space="preserve"> — создание/удаление групп.</w:t>
       </w:r>
     </w:p>
     <w:p>
@@ -307,8 +382,13 @@
           <w:numId w:val="2"/>
         </w:numPr>
       </w:pPr>
-      <w:r>
-        <w:t>ContactController — добавление/удаление друзей.</w:t>
+      <w:proofErr w:type="spellStart"/>
+      <w:r>
+        <w:t>ContactController</w:t>
+      </w:r>
+      <w:proofErr w:type="spellEnd"/>
+      <w:r>
+        <w:t xml:space="preserve"> — добавление/удаление друзей.</w:t>
       </w:r>
     </w:p>
     <w:p>
@@ -318,8 +398,13 @@
           <w:numId w:val="2"/>
         </w:numPr>
       </w:pPr>
-      <w:r>
-        <w:t>NotificationController — обработка уведомлений.</w:t>
+      <w:proofErr w:type="spellStart"/>
+      <w:r>
+        <w:t>NotificationController</w:t>
+      </w:r>
+      <w:proofErr w:type="spellEnd"/>
+      <w:r>
+        <w:t xml:space="preserve"> — обработка уведомлений.</w:t>
       </w:r>
     </w:p>
     <w:p>
@@ -334,7 +419,23 @@
           <w:b/>
           <w:bCs/>
         </w:rPr>
-        <w:t>3. Entity-классы:</w:t>
+        <w:t xml:space="preserve">3. </w:t>
+      </w:r>
+      <w:proofErr w:type="spellStart"/>
+      <w:r>
+        <w:rPr>
+          <w:b/>
+          <w:bCs/>
+        </w:rPr>
+        <w:t>Entity</w:t>
+      </w:r>
+      <w:proofErr w:type="spellEnd"/>
+      <w:r>
+        <w:rPr>
+          <w:b/>
+          <w:bCs/>
+        </w:rPr>
+        <w:t>-классы:</w:t>
       </w:r>
     </w:p>
     <w:p>
@@ -388,8 +489,13 @@
           <w:numId w:val="3"/>
         </w:numPr>
       </w:pPr>
-      <w:r>
-        <w:t>Notification — уведомление (например, о дне рождения).</w:t>
+      <w:proofErr w:type="spellStart"/>
+      <w:r>
+        <w:t>Notification</w:t>
+      </w:r>
+      <w:proofErr w:type="spellEnd"/>
+      <w:r>
+        <w:t xml:space="preserve"> — уведомление (например, о дне рождения).</w:t>
       </w:r>
     </w:p>
     <w:p>
@@ -486,7 +592,23 @@
         </w:numPr>
       </w:pPr>
       <w:r>
-        <w:t xml:space="preserve">Между boundary и control — </w:t>
+        <w:t xml:space="preserve">Между </w:t>
+      </w:r>
+      <w:proofErr w:type="spellStart"/>
+      <w:r>
+        <w:t>boundary</w:t>
+      </w:r>
+      <w:proofErr w:type="spellEnd"/>
+      <w:r>
+        <w:t xml:space="preserve"> и </w:t>
+      </w:r>
+      <w:proofErr w:type="spellStart"/>
+      <w:r>
+        <w:t>control</w:t>
+      </w:r>
+      <w:proofErr w:type="spellEnd"/>
+      <w:r>
+        <w:t xml:space="preserve"> — </w:t>
       </w:r>
       <w:r>
         <w:t>кратности</w:t>
@@ -503,8 +625,21 @@
         </w:numPr>
       </w:pPr>
       <w:r>
-        <w:t>Контроллеры работают с множественными entity-объектами (0..</w:t>
-      </w:r>
+        <w:t xml:space="preserve">Контроллеры работают с множественными </w:t>
+      </w:r>
+      <w:proofErr w:type="spellStart"/>
+      <w:r>
+        <w:t>entity</w:t>
+      </w:r>
+      <w:proofErr w:type="spellEnd"/>
+      <w:r>
+        <w:t>-объектами (</w:t>
+      </w:r>
+      <w:proofErr w:type="gramStart"/>
+      <w:r>
+        <w:t>0..</w:t>
+      </w:r>
+      <w:proofErr w:type="gramEnd"/>
       <w:r>
         <w:t>*</w:t>
       </w:r>
@@ -522,6 +657,7 @@
       <w:r>
         <w:t>Кратность задает число объектов, которые могут принимать участие в отношении в любой момент времени.</w:t>
       </w:r>
+      <w:bookmarkEnd w:id="0"/>
     </w:p>
     <w:sectPr>
       <w:pgSz w:w="11906" w:h="16838"/>
@@ -1757,6 +1893,7 @@
   <w:style w:type="character" w:default="1" w:styleId="a0">
     <w:name w:val="Default Paragraph Font"/>
     <w:uiPriority w:val="1"/>
+    <w:semiHidden/>
     <w:unhideWhenUsed/>
   </w:style>
   <w:style w:type="table" w:default="1" w:styleId="a1">
